--- a/templates/pages/reportes/13-MOVIMIENTO DE NOMINAS.docx
+++ b/templates/pages/reportes/13-MOVIMIENTO DE NOMINAS.docx
@@ -2,11 +2,9 @@
 <file path=word/document.xml><?xml version="1.0" encoding="utf-8"?>
 <w:document xmlns:wpc="http://schemas.microsoft.com/office/word/2010/wordprocessingCanvas" xmlns:cx="http://schemas.microsoft.com/office/drawing/2014/chartex" xmlns:cx1="http://schemas.microsoft.com/office/drawing/2015/9/8/chartex" xmlns:cx2="http://schemas.microsoft.com/office/drawing/2015/10/21/chartex" xmlns:cx3="http://schemas.microsoft.com/office/drawing/2016/5/9/chartex" xmlns:cx4="http://schemas.microsoft.com/office/drawing/2016/5/10/chartex" xmlns:cx5="http://schemas.microsoft.com/office/drawing/2016/5/11/chartex" xmlns:cx6="http://schemas.microsoft.com/office/drawing/2016/5/12/chartex" xmlns:cx7="http://schemas.microsoft.com/office/drawing/2016/5/13/chartex" xmlns:cx8="http://schemas.microsoft.com/office/drawing/2016/5/14/chartex" xmlns:mc="http://schemas.openxmlformats.org/markup-compatibility/2006" xmlns:aink="http://schemas.microsoft.com/office/drawing/2016/ink" xmlns:am3d="http://schemas.microsoft.com/office/drawing/2017/model3d" xmlns:o="urn:schemas-microsoft-com:office:office" xmlns:r="http://schemas.openxmlformats.org/officeDocument/2006/relationships" xmlns:m="http://schemas.openxmlformats.org/officeDocument/2006/math" xmlns:v="urn:schemas-microsoft-com:vml" xmlns:wp14="http://schemas.microsoft.com/office/word/2010/wordprocessingDrawing" xmlns:wp="http://schemas.openxmlformats.org/drawingml/2006/wordprocessingDrawing" xmlns:w10="urn:schemas-microsoft-com:office:word" xmlns:w="http://schemas.openxmlformats.org/wordprocessingml/2006/main" xmlns:w14="http://schemas.microsoft.com/office/word/2010/wordml" xmlns:w15="http://schemas.microsoft.com/office/word/2012/wordml" xmlns:w16cex="http://schemas.microsoft.com/office/word/2018/wordml/cex" xmlns:w16cid="http://schemas.microsoft.com/office/word/2016/wordml/cid" xmlns:w16="http://schemas.microsoft.com/office/word/2018/wordml" xmlns:w16sdtdh="http://schemas.microsoft.com/office/word/2020/wordml/sdtdatahash" xmlns:w16se="http://schemas.microsoft.com/office/word/2015/wordml/symex" xmlns:wpg="http://schemas.microsoft.com/office/word/2010/wordprocessingGroup" xmlns:wpi="http://schemas.microsoft.com/office/word/2010/wordprocessingInk" xmlns:wne="http://schemas.microsoft.com/office/word/2006/wordml" xmlns:wps="http://schemas.microsoft.com/office/word/2010/wordprocessingShape" mc:Ignorable="w14 w15 w16se w16cid w16 w16cex w16sdtdh wp14">
   <w:body>
-    <w:p/>
-    <w:p/>
     <w:tbl>
       <w:tblPr>
-        <w:tblpPr w:leftFromText="141" w:rightFromText="141" w:vertAnchor="page" w:horzAnchor="margin" w:tblpY="1036"/>
+        <w:tblpPr w:leftFromText="141" w:rightFromText="141" w:vertAnchor="page" w:horzAnchor="margin" w:tblpXSpec="center" w:tblpY="277"/>
         <w:tblW w:w="10348" w:type="dxa"/>
         <w:tblBorders>
           <w:top w:val="single" w:sz="4" w:space="0" w:color="auto"/>
@@ -51,12 +49,6 @@
         <w:gridCol w:w="615"/>
       </w:tblGrid>
       <w:tr>
-        <w:tblPrEx>
-          <w:tblCellMar>
-            <w:top w:w="0" w:type="dxa"/>
-            <w:bottom w:w="0" w:type="dxa"/>
-          </w:tblCellMar>
-        </w:tblPrEx>
         <w:trPr>
           <w:cantSplit/>
           <w:trHeight w:val="74"/>
@@ -137,8 +129,8 @@
             <w:r>
               <w:rPr>
                 <w:rFonts w:ascii="Arial" w:hAnsi="Arial"/>
-                <w:sz w:val="24"/>
-                <w:szCs w:val="24"/>
+                <w:sz w:val="22"/>
+                <w:szCs w:val="22"/>
               </w:rPr>
               <w:t xml:space="preserve">{{ </w:t>
             </w:r>
@@ -146,8 +138,8 @@
             <w:r>
               <w:rPr>
                 <w:rFonts w:ascii="Arial" w:hAnsi="Arial"/>
-                <w:sz w:val="24"/>
-                <w:szCs w:val="24"/>
+                <w:sz w:val="22"/>
+                <w:szCs w:val="22"/>
               </w:rPr>
               <w:t>ueb</w:t>
             </w:r>
@@ -156,8 +148,8 @@
             <w:r>
               <w:rPr>
                 <w:rFonts w:ascii="Arial" w:hAnsi="Arial"/>
-                <w:sz w:val="24"/>
-                <w:szCs w:val="24"/>
+                <w:sz w:val="22"/>
+                <w:szCs w:val="22"/>
               </w:rPr>
               <w:t xml:space="preserve"> }}</w:t>
             </w:r>
@@ -186,22 +178,6 @@
             <w:pPr>
               <w:jc w:val="center"/>
             </w:pPr>
-            <w:proofErr w:type="gramStart"/>
-            <w:r>
-              <w:t xml:space="preserve">{{ </w:t>
-            </w:r>
-            <w:proofErr w:type="spellStart"/>
-            <w:r>
-              <w:t>x</w:t>
-            </w:r>
-            <w:proofErr w:type="gramEnd"/>
-            <w:r>
-              <w:t>_mov</w:t>
-            </w:r>
-            <w:proofErr w:type="spellEnd"/>
-            <w:r>
-              <w:t xml:space="preserve"> }}</w:t>
-            </w:r>
           </w:p>
         </w:tc>
         <w:tc>
@@ -231,48 +207,10 @@
                 <w:sz w:val="18"/>
               </w:rPr>
             </w:pPr>
-            <w:proofErr w:type="gramStart"/>
-            <w:r>
-              <w:rPr>
-                <w:rFonts w:ascii="Arial" w:hAnsi="Arial"/>
-                <w:sz w:val="18"/>
-              </w:rPr>
-              <w:t xml:space="preserve">{{ </w:t>
-            </w:r>
-            <w:proofErr w:type="spellStart"/>
-            <w:r>
-              <w:rPr>
-                <w:rFonts w:ascii="Arial" w:hAnsi="Arial"/>
-                <w:sz w:val="18"/>
-              </w:rPr>
-              <w:t>doc</w:t>
-            </w:r>
-            <w:proofErr w:type="gramEnd"/>
-            <w:r>
-              <w:rPr>
-                <w:rFonts w:ascii="Arial" w:hAnsi="Arial"/>
-                <w:sz w:val="18"/>
-              </w:rPr>
-              <w:t>_id</w:t>
-            </w:r>
-            <w:proofErr w:type="spellEnd"/>
-            <w:r>
-              <w:rPr>
-                <w:rFonts w:ascii="Arial" w:hAnsi="Arial"/>
-                <w:sz w:val="18"/>
-              </w:rPr>
-              <w:t xml:space="preserve"> }}</w:t>
-            </w:r>
           </w:p>
         </w:tc>
       </w:tr>
       <w:tr>
-        <w:tblPrEx>
-          <w:tblCellMar>
-            <w:top w:w="0" w:type="dxa"/>
-            <w:bottom w:w="0" w:type="dxa"/>
-          </w:tblCellMar>
-        </w:tblPrEx>
         <w:trPr>
           <w:cantSplit/>
           <w:trHeight w:val="230"/>
@@ -369,12 +307,6 @@
         </w:tc>
       </w:tr>
       <w:tr>
-        <w:tblPrEx>
-          <w:tblCellMar>
-            <w:top w:w="0" w:type="dxa"/>
-            <w:bottom w:w="0" w:type="dxa"/>
-          </w:tblCellMar>
-        </w:tblPrEx>
         <w:trPr>
           <w:cantSplit/>
           <w:trHeight w:val="326"/>
@@ -504,12 +436,6 @@
         </w:tc>
       </w:tr>
       <w:tr>
-        <w:tblPrEx>
-          <w:tblCellMar>
-            <w:top w:w="0" w:type="dxa"/>
-            <w:bottom w:w="0" w:type="dxa"/>
-          </w:tblCellMar>
-        </w:tblPrEx>
         <w:trPr>
           <w:cantSplit/>
           <w:trHeight w:val="254"/>
@@ -650,12 +576,6 @@
         </w:tc>
       </w:tr>
       <w:tr>
-        <w:tblPrEx>
-          <w:tblCellMar>
-            <w:top w:w="0" w:type="dxa"/>
-            <w:bottom w:w="0" w:type="dxa"/>
-          </w:tblCellMar>
-        </w:tblPrEx>
         <w:trPr>
           <w:cantSplit/>
           <w:trHeight w:val="401"/>
@@ -681,7 +601,7 @@
               <mc:AlternateContent>
                 <mc:Choice Requires="wps">
                   <w:drawing>
-                    <wp:anchor distT="0" distB="0" distL="114300" distR="114300" simplePos="0" relativeHeight="251655168" behindDoc="0" locked="0" layoutInCell="1" allowOverlap="1" wp14:anchorId="3C488B05" wp14:editId="42FD15FB">
+                    <wp:anchor distT="0" distB="0" distL="114300" distR="114300" simplePos="0" relativeHeight="251665408" behindDoc="0" locked="0" layoutInCell="1" allowOverlap="1" wp14:anchorId="12D8CC2B" wp14:editId="221D503C">
                       <wp:simplePos x="0" y="0"/>
                       <wp:positionH relativeFrom="column">
                         <wp:posOffset>31750</wp:posOffset>
@@ -766,7 +686,7 @@
                 </mc:Choice>
                 <mc:Fallback>
                   <w:pict>
-                    <v:rect w14:anchorId="3C488B05" id="Rectangle 195" o:spid="_x0000_s1026" style="position:absolute;left:0;text-align:left;margin-left:2.5pt;margin-top:1.4pt;width:23.3pt;height:17.6pt;z-index:251655168;visibility:visible;mso-wrap-style:square;mso-width-percent:0;mso-height-percent:0;mso-wrap-distance-left:9pt;mso-wrap-distance-top:0;mso-wrap-distance-right:9pt;mso-wrap-distance-bottom:0;mso-position-horizontal:absolute;mso-position-horizontal-relative:text;mso-position-vertical:absolute;mso-position-vertical-relative:text;mso-width-percent:0;mso-height-percent:0;mso-width-relative:page;mso-height-relative:page;v-text-anchor:top" o:gfxdata="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">
+                    <v:rect w14:anchorId="12D8CC2B" id="Rectangle 195" o:spid="_x0000_s1026" style="position:absolute;left:0;text-align:left;margin-left:2.5pt;margin-top:1.4pt;width:23.3pt;height:17.6pt;z-index:251665408;visibility:visible;mso-wrap-style:square;mso-width-percent:0;mso-height-percent:0;mso-wrap-distance-left:9pt;mso-wrap-distance-top:0;mso-wrap-distance-right:9pt;mso-wrap-distance-bottom:0;mso-position-horizontal:absolute;mso-position-horizontal-relative:text;mso-position-vertical:absolute;mso-position-vertical-relative:text;mso-width-percent:0;mso-height-percent:0;mso-width-relative:page;mso-height-relative:page;v-text-anchor:top" o:gfxdata="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">
                       <v:textbox>
                         <w:txbxContent>
                           <w:p>
@@ -838,7 +758,7 @@
               <mc:AlternateContent>
                 <mc:Choice Requires="wps">
                   <w:drawing>
-                    <wp:anchor distT="0" distB="0" distL="114300" distR="114300" simplePos="0" relativeHeight="251654144" behindDoc="0" locked="0" layoutInCell="1" allowOverlap="1" wp14:anchorId="460A1283" wp14:editId="17308398">
+                    <wp:anchor distT="0" distB="0" distL="114300" distR="114300" simplePos="0" relativeHeight="251664384" behindDoc="0" locked="0" layoutInCell="1" allowOverlap="1" wp14:anchorId="599BD3A1" wp14:editId="4A12AC6B">
                       <wp:simplePos x="0" y="0"/>
                       <wp:positionH relativeFrom="column">
                         <wp:posOffset>46990</wp:posOffset>
@@ -923,7 +843,7 @@
                 </mc:Choice>
                 <mc:Fallback>
                   <w:pict>
-                    <v:rect w14:anchorId="460A1283" id="Rectangle 194" o:spid="_x0000_s1027" style="position:absolute;left:0;text-align:left;margin-left:3.7pt;margin-top:1.4pt;width:18pt;height:17.6pt;z-index:251654144;visibility:visible;mso-wrap-style:square;mso-width-percent:0;mso-height-percent:0;mso-wrap-distance-left:9pt;mso-wrap-distance-top:0;mso-wrap-distance-right:9pt;mso-wrap-distance-bottom:0;mso-position-horizontal:absolute;mso-position-horizontal-relative:text;mso-position-vertical:absolute;mso-position-vertical-relative:text;mso-width-percent:0;mso-height-percent:0;mso-width-relative:page;mso-height-relative:page;v-text-anchor:top" o:gfxdata="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">
+                    <v:rect w14:anchorId="599BD3A1" id="Rectangle 194" o:spid="_x0000_s1027" style="position:absolute;left:0;text-align:left;margin-left:3.7pt;margin-top:1.4pt;width:18pt;height:17.6pt;z-index:251664384;visibility:visible;mso-wrap-style:square;mso-width-percent:0;mso-height-percent:0;mso-wrap-distance-left:9pt;mso-wrap-distance-top:0;mso-wrap-distance-right:9pt;mso-wrap-distance-bottom:0;mso-position-horizontal:absolute;mso-position-horizontal-relative:text;mso-position-vertical:absolute;mso-position-vertical-relative:text;mso-width-percent:0;mso-height-percent:0;mso-width-relative:page;mso-height-relative:page;v-text-anchor:top" o:gfxdata="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">
                       <v:textbox>
                         <w:txbxContent>
                           <w:p>
@@ -996,7 +916,7 @@
               <mc:AlternateContent>
                 <mc:Choice Requires="wps">
                   <w:drawing>
-                    <wp:anchor distT="0" distB="0" distL="114300" distR="114300" simplePos="0" relativeHeight="251656192" behindDoc="0" locked="0" layoutInCell="1" allowOverlap="1" wp14:anchorId="0B750150" wp14:editId="5EC86C8F">
+                    <wp:anchor distT="0" distB="0" distL="114300" distR="114300" simplePos="0" relativeHeight="251666432" behindDoc="0" locked="0" layoutInCell="1" allowOverlap="1" wp14:anchorId="496D520C" wp14:editId="01F173A6">
                       <wp:simplePos x="0" y="0"/>
                       <wp:positionH relativeFrom="column">
                         <wp:posOffset>-35560</wp:posOffset>
@@ -1065,7 +985,7 @@
                 </mc:Choice>
                 <mc:Fallback>
                   <w:pict>
-                    <v:rect w14:anchorId="0B750150" id="Rectangle 196" o:spid="_x0000_s1028" style="position:absolute;left:0;text-align:left;margin-left:-2.8pt;margin-top:1.4pt;width:16.25pt;height:17.2pt;z-index:251656192;visibility:visible;mso-wrap-style:square;mso-width-percent:0;mso-height-percent:0;mso-wrap-distance-left:9pt;mso-wrap-distance-top:0;mso-wrap-distance-right:9pt;mso-wrap-distance-bottom:0;mso-position-horizontal:absolute;mso-position-horizontal-relative:text;mso-position-vertical:absolute;mso-position-vertical-relative:text;mso-width-percent:0;mso-height-percent:0;mso-width-relative:page;mso-height-relative:page;v-text-anchor:top" o:gfxdata="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">
+                    <v:rect w14:anchorId="496D520C" id="Rectangle 196" o:spid="_x0000_s1028" style="position:absolute;left:0;text-align:left;margin-left:-2.8pt;margin-top:1.4pt;width:16.25pt;height:17.2pt;z-index:251666432;visibility:visible;mso-wrap-style:square;mso-width-percent:0;mso-height-percent:0;mso-wrap-distance-left:9pt;mso-wrap-distance-top:0;mso-wrap-distance-right:9pt;mso-wrap-distance-bottom:0;mso-position-horizontal:absolute;mso-position-horizontal-relative:text;mso-position-vertical:absolute;mso-position-vertical-relative:text;mso-width-percent:0;mso-height-percent:0;mso-width-relative:page;mso-height-relative:page;v-text-anchor:top" o:gfxdata="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">
                       <v:textbox>
                         <w:txbxContent>
                           <w:p>
@@ -1092,7 +1012,7 @@
               <mc:AlternateContent>
                 <mc:Choice Requires="wps">
                   <w:drawing>
-                    <wp:anchor distT="0" distB="0" distL="114300" distR="114300" simplePos="0" relativeHeight="251657216" behindDoc="0" locked="0" layoutInCell="1" allowOverlap="1" wp14:anchorId="22C005BF" wp14:editId="501F1197">
+                    <wp:anchor distT="0" distB="0" distL="114300" distR="114300" simplePos="0" relativeHeight="251667456" behindDoc="0" locked="0" layoutInCell="1" allowOverlap="1" wp14:anchorId="26EE6041" wp14:editId="21EF52E4">
                       <wp:simplePos x="0" y="0"/>
                       <wp:positionH relativeFrom="column">
                         <wp:posOffset>1024255</wp:posOffset>
@@ -1161,7 +1081,7 @@
                 </mc:Choice>
                 <mc:Fallback>
                   <w:pict>
-                    <v:rect w14:anchorId="22C005BF" id="Rectangle 197" o:spid="_x0000_s1029" style="position:absolute;left:0;text-align:left;margin-left:80.65pt;margin-top:1.4pt;width:20.25pt;height:17.6pt;z-index:251657216;visibility:visible;mso-wrap-style:square;mso-width-percent:0;mso-height-percent:0;mso-wrap-distance-left:9pt;mso-wrap-distance-top:0;mso-wrap-distance-right:9pt;mso-wrap-distance-bottom:0;mso-position-horizontal:absolute;mso-position-horizontal-relative:text;mso-position-vertical:absolute;mso-position-vertical-relative:text;mso-width-percent:0;mso-height-percent:0;mso-width-relative:page;mso-height-relative:page;v-text-anchor:top" o:gfxdata="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">
+                    <v:rect w14:anchorId="26EE6041" id="Rectangle 197" o:spid="_x0000_s1029" style="position:absolute;left:0;text-align:left;margin-left:80.65pt;margin-top:1.4pt;width:20.25pt;height:17.6pt;z-index:251667456;visibility:visible;mso-wrap-style:square;mso-width-percent:0;mso-height-percent:0;mso-wrap-distance-left:9pt;mso-wrap-distance-top:0;mso-wrap-distance-right:9pt;mso-wrap-distance-bottom:0;mso-position-horizontal:absolute;mso-position-horizontal-relative:text;mso-position-vertical:absolute;mso-position-vertical-relative:text;mso-width-percent:0;mso-height-percent:0;mso-width-relative:page;mso-height-relative:page;v-text-anchor:top" o:gfxdata="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">
                       <v:textbox>
                         <w:txbxContent>
                           <w:p>
@@ -1328,12 +1248,6 @@
         </w:tc>
       </w:tr>
       <w:tr>
-        <w:tblPrEx>
-          <w:tblCellMar>
-            <w:top w:w="0" w:type="dxa"/>
-            <w:bottom w:w="0" w:type="dxa"/>
-          </w:tblCellMar>
-        </w:tblPrEx>
         <w:trPr>
           <w:cantSplit/>
           <w:trHeight w:val="457"/>
@@ -1466,14 +1380,7 @@
                 <w:rFonts w:ascii="Arial" w:hAnsi="Arial"/>
                 <w:sz w:val="16"/>
               </w:rPr>
-              <w:t>SEGUNDO APELLIDO</w:t>
-            </w:r>
-            <w:r>
-              <w:rPr>
-                <w:rFonts w:ascii="Arial" w:hAnsi="Arial"/>
-                <w:sz w:val="16"/>
-              </w:rPr>
-              <w:t>:</w:t>
+              <w:t>SEGUNDO APELLIDO:</w:t>
             </w:r>
           </w:p>
           <w:p>
@@ -1591,12 +1498,6 @@
         </w:tc>
       </w:tr>
       <w:tr>
-        <w:tblPrEx>
-          <w:tblCellMar>
-            <w:top w:w="0" w:type="dxa"/>
-            <w:bottom w:w="0" w:type="dxa"/>
-          </w:tblCellMar>
-        </w:tblPrEx>
         <w:trPr>
           <w:cantSplit/>
           <w:trHeight w:val="110"/>
@@ -1765,12 +1666,6 @@
         </w:tc>
       </w:tr>
       <w:tr>
-        <w:tblPrEx>
-          <w:tblCellMar>
-            <w:top w:w="0" w:type="dxa"/>
-            <w:bottom w:w="0" w:type="dxa"/>
-          </w:tblCellMar>
-        </w:tblPrEx>
         <w:trPr>
           <w:cantSplit/>
           <w:trHeight w:val="228"/>
@@ -1782,6 +1677,7 @@
           </w:tcPr>
           <w:p>
             <w:pPr>
+              <w:jc w:val="center"/>
               <w:rPr>
                 <w:rFonts w:ascii="Arial" w:hAnsi="Arial" w:cs="Arial"/>
                 <w:bCs/>
@@ -1881,8 +1777,8 @@
               <w:rPr>
                 <w:rFonts w:ascii="Arial" w:hAnsi="Arial" w:cs="Arial"/>
                 <w:bCs/>
-                <w:sz w:val="22"/>
-                <w:szCs w:val="22"/>
+                <w:sz w:val="18"/>
+                <w:szCs w:val="18"/>
               </w:rPr>
               <w:t xml:space="preserve">{{ </w:t>
             </w:r>
@@ -1891,8 +1787,8 @@
               <w:rPr>
                 <w:rFonts w:ascii="Arial" w:hAnsi="Arial" w:cs="Arial"/>
                 <w:bCs/>
-                <w:sz w:val="22"/>
-                <w:szCs w:val="22"/>
+                <w:sz w:val="18"/>
+                <w:szCs w:val="18"/>
               </w:rPr>
               <w:t>area</w:t>
             </w:r>
@@ -1902,8 +1798,8 @@
               <w:rPr>
                 <w:rFonts w:ascii="Arial" w:hAnsi="Arial" w:cs="Arial"/>
                 <w:bCs/>
-                <w:sz w:val="22"/>
-                <w:szCs w:val="22"/>
+                <w:sz w:val="18"/>
+                <w:szCs w:val="18"/>
               </w:rPr>
               <w:t xml:space="preserve"> }}</w:t>
             </w:r>
@@ -1939,12 +1835,6 @@
         </w:tc>
       </w:tr>
       <w:tr>
-        <w:tblPrEx>
-          <w:tblCellMar>
-            <w:top w:w="0" w:type="dxa"/>
-            <w:bottom w:w="0" w:type="dxa"/>
-          </w:tblCellMar>
-        </w:tblPrEx>
         <w:trPr>
           <w:trHeight w:val="276"/>
         </w:trPr>
@@ -1972,12 +1862,6 @@
         </w:tc>
       </w:tr>
       <w:tr>
-        <w:tblPrEx>
-          <w:tblCellMar>
-            <w:top w:w="0" w:type="dxa"/>
-            <w:bottom w:w="0" w:type="dxa"/>
-          </w:tblCellMar>
-        </w:tblPrEx>
         <w:trPr>
           <w:cantSplit/>
           <w:trHeight w:val="100"/>
@@ -2162,12 +2046,6 @@
         </w:tc>
       </w:tr>
       <w:tr>
-        <w:tblPrEx>
-          <w:tblCellMar>
-            <w:top w:w="0" w:type="dxa"/>
-            <w:bottom w:w="0" w:type="dxa"/>
-          </w:tblCellMar>
-        </w:tblPrEx>
         <w:trPr>
           <w:cantSplit/>
           <w:trHeight w:val="538"/>
@@ -2315,16 +2193,7 @@
                 <w:sz w:val="22"/>
                 <w:szCs w:val="22"/>
               </w:rPr>
-              <w:t>_</w:t>
-            </w:r>
-            <w:r>
-              <w:rPr>
-                <w:rFonts w:ascii="Arial" w:hAnsi="Arial" w:cs="Arial"/>
-                <w:bCs/>
-                <w:sz w:val="22"/>
-                <w:szCs w:val="22"/>
-              </w:rPr>
-              <w:t>ant</w:t>
+              <w:t>_ant</w:t>
             </w:r>
             <w:proofErr w:type="spellEnd"/>
             <w:r>
@@ -2400,11 +2269,52 @@
             <w:pPr>
               <w:jc w:val="center"/>
               <w:rPr>
-                <w:bCs/>
-                <w:sz w:val="24"/>
-                <w:szCs w:val="24"/>
-              </w:rPr>
-            </w:pPr>
+                <w:rFonts w:ascii="Arial" w:hAnsi="Arial" w:cs="Arial"/>
+                <w:bCs/>
+                <w:sz w:val="24"/>
+                <w:szCs w:val="24"/>
+              </w:rPr>
+            </w:pPr>
+            <w:proofErr w:type="gramStart"/>
+            <w:r>
+              <w:rPr>
+                <w:rFonts w:ascii="Arial" w:hAnsi="Arial" w:cs="Arial"/>
+                <w:bCs/>
+                <w:sz w:val="24"/>
+                <w:szCs w:val="24"/>
+              </w:rPr>
+              <w:t xml:space="preserve">{{ </w:t>
+            </w:r>
+            <w:proofErr w:type="spellStart"/>
+            <w:r>
+              <w:rPr>
+                <w:rFonts w:ascii="Arial" w:hAnsi="Arial" w:cs="Arial"/>
+                <w:bCs/>
+                <w:sz w:val="24"/>
+                <w:szCs w:val="24"/>
+              </w:rPr>
+              <w:t>otros</w:t>
+            </w:r>
+            <w:proofErr w:type="gramEnd"/>
+            <w:r>
+              <w:rPr>
+                <w:rFonts w:ascii="Arial" w:hAnsi="Arial" w:cs="Arial"/>
+                <w:bCs/>
+                <w:sz w:val="24"/>
+                <w:szCs w:val="24"/>
+              </w:rPr>
+              <w:t>_ant</w:t>
+            </w:r>
+            <w:proofErr w:type="spellEnd"/>
+            <w:r>
+              <w:rPr>
+                <w:rFonts w:ascii="Arial" w:hAnsi="Arial" w:cs="Arial"/>
+                <w:bCs/>
+                <w:sz w:val="24"/>
+                <w:szCs w:val="24"/>
+              </w:rPr>
+              <w:t xml:space="preserve"> }}</w:t>
+            </w:r>
           </w:p>
         </w:tc>
         <w:tc>
@@ -2416,21 +2326,56 @@
             <w:pPr>
               <w:jc w:val="center"/>
               <w:rPr>
+                <w:rFonts w:ascii="Arial" w:hAnsi="Arial" w:cs="Arial"/>
                 <w:bCs/>
                 <w:sz w:val="28"/>
                 <w:szCs w:val="28"/>
               </w:rPr>
             </w:pPr>
+            <w:proofErr w:type="gramStart"/>
+            <w:r>
+              <w:rPr>
+                <w:rFonts w:ascii="Arial" w:hAnsi="Arial" w:cs="Arial"/>
+                <w:bCs/>
+                <w:sz w:val="24"/>
+                <w:szCs w:val="24"/>
+              </w:rPr>
+              <w:t xml:space="preserve">{{ </w:t>
+            </w:r>
+            <w:proofErr w:type="spellStart"/>
+            <w:r>
+              <w:rPr>
+                <w:rFonts w:ascii="Arial" w:hAnsi="Arial" w:cs="Arial"/>
+                <w:bCs/>
+                <w:sz w:val="24"/>
+                <w:szCs w:val="24"/>
+              </w:rPr>
+              <w:t>total</w:t>
+            </w:r>
+            <w:proofErr w:type="gramEnd"/>
+            <w:r>
+              <w:rPr>
+                <w:rFonts w:ascii="Arial" w:hAnsi="Arial" w:cs="Arial"/>
+                <w:bCs/>
+                <w:sz w:val="24"/>
+                <w:szCs w:val="24"/>
+              </w:rPr>
+              <w:t>_ant</w:t>
+            </w:r>
+            <w:proofErr w:type="spellEnd"/>
+            <w:r>
+              <w:rPr>
+                <w:rFonts w:ascii="Arial" w:hAnsi="Arial" w:cs="Arial"/>
+                <w:bCs/>
+                <w:sz w:val="24"/>
+                <w:szCs w:val="24"/>
+              </w:rPr>
+              <w:t xml:space="preserve"> }}</w:t>
+            </w:r>
           </w:p>
         </w:tc>
       </w:tr>
       <w:tr>
-        <w:tblPrEx>
-          <w:tblCellMar>
-            <w:top w:w="0" w:type="dxa"/>
-            <w:bottom w:w="0" w:type="dxa"/>
-          </w:tblCellMar>
-        </w:tblPrEx>
         <w:tc>
           <w:tcPr>
             <w:tcW w:w="10348" w:type="dxa"/>
@@ -2455,12 +2400,6 @@
         </w:tc>
       </w:tr>
       <w:tr>
-        <w:tblPrEx>
-          <w:tblCellMar>
-            <w:top w:w="0" w:type="dxa"/>
-            <w:bottom w:w="0" w:type="dxa"/>
-          </w:tblCellMar>
-        </w:tblPrEx>
         <w:trPr>
           <w:cantSplit/>
           <w:trHeight w:val="110"/>
@@ -2696,12 +2635,6 @@
         </w:tc>
       </w:tr>
       <w:tr>
-        <w:tblPrEx>
-          <w:tblCellMar>
-            <w:top w:w="0" w:type="dxa"/>
-            <w:bottom w:w="0" w:type="dxa"/>
-          </w:tblCellMar>
-        </w:tblPrEx>
         <w:trPr>
           <w:cantSplit/>
           <w:trHeight w:val="468"/>
@@ -2960,8 +2893,29 @@
                 <w:bCs/>
                 <w:sz w:val="24"/>
                 <w:szCs w:val="24"/>
-              </w:rPr>
-            </w:pPr>
+                <w:u w:val="single"/>
+              </w:rPr>
+            </w:pPr>
+            <w:proofErr w:type="gramStart"/>
+            <w:r>
+              <w:rPr>
+                <w:rFonts w:ascii="Arial" w:hAnsi="Arial" w:cs="Arial"/>
+                <w:bCs/>
+                <w:sz w:val="24"/>
+                <w:szCs w:val="24"/>
+              </w:rPr>
+              <w:t>{{ otros</w:t>
+            </w:r>
+            <w:proofErr w:type="gramEnd"/>
+            <w:r>
+              <w:rPr>
+                <w:rFonts w:ascii="Arial" w:hAnsi="Arial" w:cs="Arial"/>
+                <w:bCs/>
+                <w:sz w:val="24"/>
+                <w:szCs w:val="24"/>
+              </w:rPr>
+              <w:t xml:space="preserve"> }}</w:t>
+            </w:r>
           </w:p>
         </w:tc>
         <w:tc>
@@ -3004,16 +2958,50 @@
                 <w:szCs w:val="24"/>
               </w:rPr>
             </w:pPr>
+            <w:proofErr w:type="gramStart"/>
+            <w:r>
+              <w:rPr>
+                <w:rFonts w:ascii="Arial" w:hAnsi="Arial" w:cs="Arial"/>
+                <w:bCs/>
+                <w:sz w:val="24"/>
+                <w:szCs w:val="24"/>
+              </w:rPr>
+              <w:t xml:space="preserve">{{ </w:t>
+            </w:r>
+            <w:proofErr w:type="spellStart"/>
+            <w:r>
+              <w:rPr>
+                <w:rFonts w:ascii="Arial" w:hAnsi="Arial" w:cs="Arial"/>
+                <w:bCs/>
+                <w:sz w:val="24"/>
+                <w:szCs w:val="24"/>
+              </w:rPr>
+              <w:t>total</w:t>
+            </w:r>
+            <w:proofErr w:type="gramEnd"/>
+            <w:r>
+              <w:rPr>
+                <w:rFonts w:ascii="Arial" w:hAnsi="Arial" w:cs="Arial"/>
+                <w:bCs/>
+                <w:sz w:val="24"/>
+                <w:szCs w:val="24"/>
+              </w:rPr>
+              <w:t>_sal</w:t>
+            </w:r>
+            <w:proofErr w:type="spellEnd"/>
+            <w:r>
+              <w:rPr>
+                <w:rFonts w:ascii="Arial" w:hAnsi="Arial" w:cs="Arial"/>
+                <w:bCs/>
+                <w:sz w:val="24"/>
+                <w:szCs w:val="24"/>
+              </w:rPr>
+              <w:t xml:space="preserve"> }}</w:t>
+            </w:r>
           </w:p>
         </w:tc>
       </w:tr>
       <w:tr>
-        <w:tblPrEx>
-          <w:tblCellMar>
-            <w:top w:w="0" w:type="dxa"/>
-            <w:bottom w:w="0" w:type="dxa"/>
-          </w:tblCellMar>
-        </w:tblPrEx>
         <w:trPr>
           <w:trHeight w:val="546"/>
         </w:trPr>
@@ -3065,12 +3053,6 @@
         </w:tc>
       </w:tr>
       <w:tr>
-        <w:tblPrEx>
-          <w:tblCellMar>
-            <w:top w:w="0" w:type="dxa"/>
-            <w:bottom w:w="0" w:type="dxa"/>
-          </w:tblCellMar>
-        </w:tblPrEx>
         <w:trPr>
           <w:cantSplit/>
           <w:trHeight w:val="149"/>
@@ -3125,14 +3107,7 @@
                 <w:rFonts w:ascii="Arial" w:hAnsi="Arial"/>
                 <w:sz w:val="16"/>
               </w:rPr>
-              <w:t>APROBADO</w:t>
-            </w:r>
-            <w:r>
-              <w:rPr>
-                <w:rFonts w:ascii="Arial" w:hAnsi="Arial"/>
-                <w:sz w:val="16"/>
-              </w:rPr>
-              <w:t>:</w:t>
+              <w:t>APROBADO:</w:t>
             </w:r>
           </w:p>
         </w:tc>
@@ -3159,14 +3134,7 @@
                 <w:rFonts w:ascii="Arial" w:hAnsi="Arial"/>
                 <w:sz w:val="16"/>
               </w:rPr>
-              <w:t>AUTORIZADO</w:t>
-            </w:r>
-            <w:r>
-              <w:rPr>
-                <w:rFonts w:ascii="Arial" w:hAnsi="Arial"/>
-                <w:sz w:val="16"/>
-              </w:rPr>
-              <w:t>:</w:t>
+              <w:t>AUTORIZADO:</w:t>
             </w:r>
           </w:p>
         </w:tc>
@@ -3198,12 +3166,6 @@
         </w:tc>
       </w:tr>
       <w:tr>
-        <w:tblPrEx>
-          <w:tblCellMar>
-            <w:top w:w="0" w:type="dxa"/>
-            <w:bottom w:w="0" w:type="dxa"/>
-          </w:tblCellMar>
-        </w:tblPrEx>
         <w:trPr>
           <w:cantSplit/>
           <w:trHeight w:val="264"/>
@@ -3275,10 +3237,12 @@
           <w:p/>
         </w:tc>
       </w:tr>
+      <w:bookmarkEnd w:id="0"/>
     </w:tbl>
+    <w:p/>
     <w:tbl>
       <w:tblPr>
-        <w:tblpPr w:leftFromText="141" w:rightFromText="141" w:vertAnchor="page" w:horzAnchor="margin" w:tblpY="8581"/>
+        <w:tblpPr w:leftFromText="141" w:rightFromText="141" w:vertAnchor="page" w:horzAnchor="margin" w:tblpXSpec="center" w:tblpY="7861"/>
         <w:tblW w:w="10348" w:type="dxa"/>
         <w:tblBorders>
           <w:top w:val="single" w:sz="4" w:space="0" w:color="auto"/>
@@ -3323,12 +3287,6 @@
         <w:gridCol w:w="615"/>
       </w:tblGrid>
       <w:tr>
-        <w:tblPrEx>
-          <w:tblCellMar>
-            <w:top w:w="0" w:type="dxa"/>
-            <w:bottom w:w="0" w:type="dxa"/>
-          </w:tblCellMar>
-        </w:tblPrEx>
         <w:trPr>
           <w:cantSplit/>
           <w:trHeight w:val="74"/>
@@ -3339,7 +3297,6 @@
             <w:gridSpan w:val="8"/>
             <w:vMerge w:val="restart"/>
           </w:tcPr>
-          <w:bookmarkEnd w:id="0"/>
           <w:p>
             <w:pPr>
               <w:rPr>
@@ -3457,23 +3414,10 @@
           <w:p>
             <w:pPr>
               <w:jc w:val="center"/>
-            </w:pPr>
-            <w:proofErr w:type="gramStart"/>
-            <w:r>
-              <w:t xml:space="preserve">{{ </w:t>
-            </w:r>
-            <w:proofErr w:type="spellStart"/>
-            <w:r>
-              <w:t>x</w:t>
-            </w:r>
-            <w:proofErr w:type="gramEnd"/>
-            <w:r>
-              <w:t>_mov</w:t>
-            </w:r>
-            <w:proofErr w:type="spellEnd"/>
-            <w:r>
-              <w:t xml:space="preserve"> }}</w:t>
-            </w:r>
+              <w:rPr>
+                <w:u w:val="single"/>
+              </w:rPr>
+            </w:pPr>
           </w:p>
         </w:tc>
         <w:tc>
@@ -3503,48 +3447,10 @@
                 <w:sz w:val="18"/>
               </w:rPr>
             </w:pPr>
-            <w:proofErr w:type="gramStart"/>
-            <w:r>
-              <w:rPr>
-                <w:rFonts w:ascii="Arial" w:hAnsi="Arial"/>
-                <w:sz w:val="18"/>
-              </w:rPr>
-              <w:t xml:space="preserve">{{ </w:t>
-            </w:r>
-            <w:proofErr w:type="spellStart"/>
-            <w:r>
-              <w:rPr>
-                <w:rFonts w:ascii="Arial" w:hAnsi="Arial"/>
-                <w:sz w:val="18"/>
-              </w:rPr>
-              <w:t>doc</w:t>
-            </w:r>
-            <w:proofErr w:type="gramEnd"/>
-            <w:r>
-              <w:rPr>
-                <w:rFonts w:ascii="Arial" w:hAnsi="Arial"/>
-                <w:sz w:val="18"/>
-              </w:rPr>
-              <w:t>_id</w:t>
-            </w:r>
-            <w:proofErr w:type="spellEnd"/>
-            <w:r>
-              <w:rPr>
-                <w:rFonts w:ascii="Arial" w:hAnsi="Arial"/>
-                <w:sz w:val="18"/>
-              </w:rPr>
-              <w:t xml:space="preserve"> }}</w:t>
-            </w:r>
           </w:p>
         </w:tc>
       </w:tr>
       <w:tr>
-        <w:tblPrEx>
-          <w:tblCellMar>
-            <w:top w:w="0" w:type="dxa"/>
-            <w:bottom w:w="0" w:type="dxa"/>
-          </w:tblCellMar>
-        </w:tblPrEx>
         <w:trPr>
           <w:cantSplit/>
           <w:trHeight w:val="230"/>
@@ -3641,12 +3547,6 @@
         </w:tc>
       </w:tr>
       <w:tr>
-        <w:tblPrEx>
-          <w:tblCellMar>
-            <w:top w:w="0" w:type="dxa"/>
-            <w:bottom w:w="0" w:type="dxa"/>
-          </w:tblCellMar>
-        </w:tblPrEx>
         <w:trPr>
           <w:cantSplit/>
           <w:trHeight w:val="326"/>
@@ -3776,12 +3676,6 @@
         </w:tc>
       </w:tr>
       <w:tr>
-        <w:tblPrEx>
-          <w:tblCellMar>
-            <w:top w:w="0" w:type="dxa"/>
-            <w:bottom w:w="0" w:type="dxa"/>
-          </w:tblCellMar>
-        </w:tblPrEx>
         <w:trPr>
           <w:cantSplit/>
           <w:trHeight w:val="254"/>
@@ -3922,12 +3816,6 @@
         </w:tc>
       </w:tr>
       <w:tr>
-        <w:tblPrEx>
-          <w:tblCellMar>
-            <w:top w:w="0" w:type="dxa"/>
-            <w:bottom w:w="0" w:type="dxa"/>
-          </w:tblCellMar>
-        </w:tblPrEx>
         <w:trPr>
           <w:cantSplit/>
           <w:trHeight w:val="401"/>
@@ -3953,7 +3841,7 @@
               <mc:AlternateContent>
                 <mc:Choice Requires="wps">
                   <w:drawing>
-                    <wp:anchor distT="0" distB="0" distL="114300" distR="114300" simplePos="0" relativeHeight="251660288" behindDoc="0" locked="0" layoutInCell="1" allowOverlap="1" wp14:anchorId="5FB5FC3F" wp14:editId="639AF392">
+                    <wp:anchor distT="0" distB="0" distL="114300" distR="114300" simplePos="0" relativeHeight="251670528" behindDoc="0" locked="0" layoutInCell="1" allowOverlap="1" wp14:anchorId="4618C774" wp14:editId="3FA8791E">
                       <wp:simplePos x="0" y="0"/>
                       <wp:positionH relativeFrom="column">
                         <wp:posOffset>31750</wp:posOffset>
@@ -4038,7 +3926,7 @@
                 </mc:Choice>
                 <mc:Fallback>
                   <w:pict>
-                    <v:rect w14:anchorId="5FB5FC3F" id="_x0000_s1030" style="position:absolute;left:0;text-align:left;margin-left:2.5pt;margin-top:1.4pt;width:23.3pt;height:17.6pt;z-index:251660288;visibility:visible;mso-wrap-style:square;mso-width-percent:0;mso-height-percent:0;mso-wrap-distance-left:9pt;mso-wrap-distance-top:0;mso-wrap-distance-right:9pt;mso-wrap-distance-bottom:0;mso-position-horizontal:absolute;mso-position-horizontal-relative:text;mso-position-vertical:absolute;mso-position-vertical-relative:text;mso-width-percent:0;mso-height-percent:0;mso-width-relative:page;mso-height-relative:page;v-text-anchor:top" o:gfxdata="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">
+                    <v:rect w14:anchorId="4618C774" id="_x0000_s1030" style="position:absolute;left:0;text-align:left;margin-left:2.5pt;margin-top:1.4pt;width:23.3pt;height:17.6pt;z-index:251670528;visibility:visible;mso-wrap-style:square;mso-width-percent:0;mso-height-percent:0;mso-wrap-distance-left:9pt;mso-wrap-distance-top:0;mso-wrap-distance-right:9pt;mso-wrap-distance-bottom:0;mso-position-horizontal:absolute;mso-position-horizontal-relative:text;mso-position-vertical:absolute;mso-position-vertical-relative:text;mso-width-percent:0;mso-height-percent:0;mso-width-relative:page;mso-height-relative:page;v-text-anchor:top" o:gfxdata="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">
                       <v:textbox>
                         <w:txbxContent>
                           <w:p>
@@ -4110,7 +3998,7 @@
               <mc:AlternateContent>
                 <mc:Choice Requires="wps">
                   <w:drawing>
-                    <wp:anchor distT="0" distB="0" distL="114300" distR="114300" simplePos="0" relativeHeight="251659264" behindDoc="0" locked="0" layoutInCell="1" allowOverlap="1" wp14:anchorId="4A7F1D74" wp14:editId="0999B6D2">
+                    <wp:anchor distT="0" distB="0" distL="114300" distR="114300" simplePos="0" relativeHeight="251669504" behindDoc="0" locked="0" layoutInCell="1" allowOverlap="1" wp14:anchorId="3D3B54C8" wp14:editId="2830512D">
                       <wp:simplePos x="0" y="0"/>
                       <wp:positionH relativeFrom="column">
                         <wp:posOffset>46990</wp:posOffset>
@@ -4195,7 +4083,7 @@
                 </mc:Choice>
                 <mc:Fallback>
                   <w:pict>
-                    <v:rect w14:anchorId="4A7F1D74" id="_x0000_s1031" style="position:absolute;left:0;text-align:left;margin-left:3.7pt;margin-top:1.4pt;width:18pt;height:17.6pt;z-index:251659264;visibility:visible;mso-wrap-style:square;mso-width-percent:0;mso-height-percent:0;mso-wrap-distance-left:9pt;mso-wrap-distance-top:0;mso-wrap-distance-right:9pt;mso-wrap-distance-bottom:0;mso-position-horizontal:absolute;mso-position-horizontal-relative:text;mso-position-vertical:absolute;mso-position-vertical-relative:text;mso-width-percent:0;mso-height-percent:0;mso-width-relative:page;mso-height-relative:page;v-text-anchor:top" o:gfxdata="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">
+                    <v:rect w14:anchorId="3D3B54C8" id="_x0000_s1031" style="position:absolute;left:0;text-align:left;margin-left:3.7pt;margin-top:1.4pt;width:18pt;height:17.6pt;z-index:251669504;visibility:visible;mso-wrap-style:square;mso-width-percent:0;mso-height-percent:0;mso-wrap-distance-left:9pt;mso-wrap-distance-top:0;mso-wrap-distance-right:9pt;mso-wrap-distance-bottom:0;mso-position-horizontal:absolute;mso-position-horizontal-relative:text;mso-position-vertical:absolute;mso-position-vertical-relative:text;mso-width-percent:0;mso-height-percent:0;mso-width-relative:page;mso-height-relative:page;v-text-anchor:top" o:gfxdata="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">
                       <v:textbox>
                         <w:txbxContent>
                           <w:p>
@@ -4268,7 +4156,7 @@
               <mc:AlternateContent>
                 <mc:Choice Requires="wps">
                   <w:drawing>
-                    <wp:anchor distT="0" distB="0" distL="114300" distR="114300" simplePos="0" relativeHeight="251661312" behindDoc="0" locked="0" layoutInCell="1" allowOverlap="1" wp14:anchorId="69075B4C" wp14:editId="5A46579D">
+                    <wp:anchor distT="0" distB="0" distL="114300" distR="114300" simplePos="0" relativeHeight="251671552" behindDoc="0" locked="0" layoutInCell="1" allowOverlap="1" wp14:anchorId="60A700FD" wp14:editId="01DDDB5B">
                       <wp:simplePos x="0" y="0"/>
                       <wp:positionH relativeFrom="column">
                         <wp:posOffset>-35560</wp:posOffset>
@@ -4337,7 +4225,7 @@
                 </mc:Choice>
                 <mc:Fallback>
                   <w:pict>
-                    <v:rect w14:anchorId="69075B4C" id="_x0000_s1032" style="position:absolute;left:0;text-align:left;margin-left:-2.8pt;margin-top:1.4pt;width:16.25pt;height:17.2pt;z-index:251661312;visibility:visible;mso-wrap-style:square;mso-width-percent:0;mso-height-percent:0;mso-wrap-distance-left:9pt;mso-wrap-distance-top:0;mso-wrap-distance-right:9pt;mso-wrap-distance-bottom:0;mso-position-horizontal:absolute;mso-position-horizontal-relative:text;mso-position-vertical:absolute;mso-position-vertical-relative:text;mso-width-percent:0;mso-height-percent:0;mso-width-relative:page;mso-height-relative:page;v-text-anchor:top" o:gfxdata="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">
+                    <v:rect w14:anchorId="60A700FD" id="_x0000_s1032" style="position:absolute;left:0;text-align:left;margin-left:-2.8pt;margin-top:1.4pt;width:16.25pt;height:17.2pt;z-index:251671552;visibility:visible;mso-wrap-style:square;mso-width-percent:0;mso-height-percent:0;mso-wrap-distance-left:9pt;mso-wrap-distance-top:0;mso-wrap-distance-right:9pt;mso-wrap-distance-bottom:0;mso-position-horizontal:absolute;mso-position-horizontal-relative:text;mso-position-vertical:absolute;mso-position-vertical-relative:text;mso-width-percent:0;mso-height-percent:0;mso-width-relative:page;mso-height-relative:page;v-text-anchor:top" o:gfxdata="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">
                       <v:textbox>
                         <w:txbxContent>
                           <w:p>
@@ -4364,7 +4252,7 @@
               <mc:AlternateContent>
                 <mc:Choice Requires="wps">
                   <w:drawing>
-                    <wp:anchor distT="0" distB="0" distL="114300" distR="114300" simplePos="0" relativeHeight="251662336" behindDoc="0" locked="0" layoutInCell="1" allowOverlap="1" wp14:anchorId="579BF62E" wp14:editId="15401BE1">
+                    <wp:anchor distT="0" distB="0" distL="114300" distR="114300" simplePos="0" relativeHeight="251672576" behindDoc="0" locked="0" layoutInCell="1" allowOverlap="1" wp14:anchorId="3734E5AF" wp14:editId="035C4A30">
                       <wp:simplePos x="0" y="0"/>
                       <wp:positionH relativeFrom="column">
                         <wp:posOffset>1024255</wp:posOffset>
@@ -4433,7 +4321,7 @@
                 </mc:Choice>
                 <mc:Fallback>
                   <w:pict>
-                    <v:rect w14:anchorId="579BF62E" id="_x0000_s1033" style="position:absolute;left:0;text-align:left;margin-left:80.65pt;margin-top:1.4pt;width:20.25pt;height:17.6pt;z-index:251662336;visibility:visible;mso-wrap-style:square;mso-width-percent:0;mso-height-percent:0;mso-wrap-distance-left:9pt;mso-wrap-distance-top:0;mso-wrap-distance-right:9pt;mso-wrap-distance-bottom:0;mso-position-horizontal:absolute;mso-position-horizontal-relative:text;mso-position-vertical:absolute;mso-position-vertical-relative:text;mso-width-percent:0;mso-height-percent:0;mso-width-relative:page;mso-height-relative:page;v-text-anchor:top" o:gfxdata="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">
+                    <v:rect w14:anchorId="3734E5AF" id="_x0000_s1033" style="position:absolute;left:0;text-align:left;margin-left:80.65pt;margin-top:1.4pt;width:20.25pt;height:17.6pt;z-index:251672576;visibility:visible;mso-wrap-style:square;mso-width-percent:0;mso-height-percent:0;mso-wrap-distance-left:9pt;mso-wrap-distance-top:0;mso-wrap-distance-right:9pt;mso-wrap-distance-bottom:0;mso-position-horizontal:absolute;mso-position-horizontal-relative:text;mso-position-vertical:absolute;mso-position-vertical-relative:text;mso-width-percent:0;mso-height-percent:0;mso-width-relative:page;mso-height-relative:page;v-text-anchor:top" o:gfxdata="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">
                       <v:textbox>
                         <w:txbxContent>
                           <w:p>
@@ -4600,12 +4488,6 @@
         </w:tc>
       </w:tr>
       <w:tr>
-        <w:tblPrEx>
-          <w:tblCellMar>
-            <w:top w:w="0" w:type="dxa"/>
-            <w:bottom w:w="0" w:type="dxa"/>
-          </w:tblCellMar>
-        </w:tblPrEx>
         <w:trPr>
           <w:cantSplit/>
           <w:trHeight w:val="457"/>
@@ -4856,12 +4738,6 @@
         </w:tc>
       </w:tr>
       <w:tr>
-        <w:tblPrEx>
-          <w:tblCellMar>
-            <w:top w:w="0" w:type="dxa"/>
-            <w:bottom w:w="0" w:type="dxa"/>
-          </w:tblCellMar>
-        </w:tblPrEx>
         <w:trPr>
           <w:cantSplit/>
           <w:trHeight w:val="110"/>
@@ -5030,12 +4906,6 @@
         </w:tc>
       </w:tr>
       <w:tr>
-        <w:tblPrEx>
-          <w:tblCellMar>
-            <w:top w:w="0" w:type="dxa"/>
-            <w:bottom w:w="0" w:type="dxa"/>
-          </w:tblCellMar>
-        </w:tblPrEx>
         <w:trPr>
           <w:cantSplit/>
           <w:trHeight w:val="228"/>
@@ -5047,6 +4917,7 @@
           </w:tcPr>
           <w:p>
             <w:pPr>
+              <w:jc w:val="center"/>
               <w:rPr>
                 <w:rFonts w:ascii="Arial" w:hAnsi="Arial" w:cs="Arial"/>
                 <w:bCs/>
@@ -5146,8 +5017,8 @@
               <w:rPr>
                 <w:rFonts w:ascii="Arial" w:hAnsi="Arial" w:cs="Arial"/>
                 <w:bCs/>
-                <w:sz w:val="22"/>
-                <w:szCs w:val="22"/>
+                <w:sz w:val="18"/>
+                <w:szCs w:val="18"/>
               </w:rPr>
               <w:t xml:space="preserve">{{ </w:t>
             </w:r>
@@ -5156,8 +5027,8 @@
               <w:rPr>
                 <w:rFonts w:ascii="Arial" w:hAnsi="Arial" w:cs="Arial"/>
                 <w:bCs/>
-                <w:sz w:val="22"/>
-                <w:szCs w:val="22"/>
+                <w:sz w:val="18"/>
+                <w:szCs w:val="18"/>
               </w:rPr>
               <w:t>area</w:t>
             </w:r>
@@ -5167,8 +5038,8 @@
               <w:rPr>
                 <w:rFonts w:ascii="Arial" w:hAnsi="Arial" w:cs="Arial"/>
                 <w:bCs/>
-                <w:sz w:val="22"/>
-                <w:szCs w:val="22"/>
+                <w:sz w:val="18"/>
+                <w:szCs w:val="18"/>
               </w:rPr>
               <w:t xml:space="preserve"> }}</w:t>
             </w:r>
@@ -5204,12 +5075,6 @@
         </w:tc>
       </w:tr>
       <w:tr>
-        <w:tblPrEx>
-          <w:tblCellMar>
-            <w:top w:w="0" w:type="dxa"/>
-            <w:bottom w:w="0" w:type="dxa"/>
-          </w:tblCellMar>
-        </w:tblPrEx>
         <w:trPr>
           <w:trHeight w:val="276"/>
         </w:trPr>
@@ -5237,12 +5102,6 @@
         </w:tc>
       </w:tr>
       <w:tr>
-        <w:tblPrEx>
-          <w:tblCellMar>
-            <w:top w:w="0" w:type="dxa"/>
-            <w:bottom w:w="0" w:type="dxa"/>
-          </w:tblCellMar>
-        </w:tblPrEx>
         <w:trPr>
           <w:cantSplit/>
           <w:trHeight w:val="100"/>
@@ -5427,12 +5286,6 @@
         </w:tc>
       </w:tr>
       <w:tr>
-        <w:tblPrEx>
-          <w:tblCellMar>
-            <w:top w:w="0" w:type="dxa"/>
-            <w:bottom w:w="0" w:type="dxa"/>
-          </w:tblCellMar>
-        </w:tblPrEx>
         <w:trPr>
           <w:cantSplit/>
           <w:trHeight w:val="538"/>
@@ -5661,6 +5514,42 @@
                 <w:szCs w:val="24"/>
               </w:rPr>
             </w:pPr>
+            <w:proofErr w:type="gramStart"/>
+            <w:r>
+              <w:rPr>
+                <w:bCs/>
+                <w:sz w:val="28"/>
+                <w:szCs w:val="28"/>
+              </w:rPr>
+              <w:t xml:space="preserve">{{ </w:t>
+            </w:r>
+            <w:proofErr w:type="spellStart"/>
+            <w:r>
+              <w:rPr>
+                <w:bCs/>
+                <w:sz w:val="28"/>
+                <w:szCs w:val="28"/>
+              </w:rPr>
+              <w:t>otros</w:t>
+            </w:r>
+            <w:proofErr w:type="gramEnd"/>
+            <w:r>
+              <w:rPr>
+                <w:bCs/>
+                <w:sz w:val="28"/>
+                <w:szCs w:val="28"/>
+              </w:rPr>
+              <w:t>_ant</w:t>
+            </w:r>
+            <w:proofErr w:type="spellEnd"/>
+            <w:r>
+              <w:rPr>
+                <w:bCs/>
+                <w:sz w:val="28"/>
+                <w:szCs w:val="28"/>
+              </w:rPr>
+              <w:t xml:space="preserve"> }}</w:t>
+            </w:r>
           </w:p>
         </w:tc>
         <w:tc>
@@ -5677,16 +5566,46 @@
                 <w:szCs w:val="28"/>
               </w:rPr>
             </w:pPr>
+            <w:proofErr w:type="gramStart"/>
+            <w:r>
+              <w:rPr>
+                <w:bCs/>
+                <w:sz w:val="28"/>
+                <w:szCs w:val="28"/>
+              </w:rPr>
+              <w:t xml:space="preserve">{{ </w:t>
+            </w:r>
+            <w:proofErr w:type="spellStart"/>
+            <w:r>
+              <w:rPr>
+                <w:bCs/>
+                <w:sz w:val="28"/>
+                <w:szCs w:val="28"/>
+              </w:rPr>
+              <w:t>total</w:t>
+            </w:r>
+            <w:proofErr w:type="gramEnd"/>
+            <w:r>
+              <w:rPr>
+                <w:bCs/>
+                <w:sz w:val="28"/>
+                <w:szCs w:val="28"/>
+              </w:rPr>
+              <w:t>_ant</w:t>
+            </w:r>
+            <w:proofErr w:type="spellEnd"/>
+            <w:r>
+              <w:rPr>
+                <w:bCs/>
+                <w:sz w:val="28"/>
+                <w:szCs w:val="28"/>
+              </w:rPr>
+              <w:t xml:space="preserve"> }}</w:t>
+            </w:r>
           </w:p>
         </w:tc>
       </w:tr>
       <w:tr>
-        <w:tblPrEx>
-          <w:tblCellMar>
-            <w:top w:w="0" w:type="dxa"/>
-            <w:bottom w:w="0" w:type="dxa"/>
-          </w:tblCellMar>
-        </w:tblPrEx>
         <w:tc>
           <w:tcPr>
             <w:tcW w:w="10348" w:type="dxa"/>
@@ -5711,12 +5630,6 @@
         </w:tc>
       </w:tr>
       <w:tr>
-        <w:tblPrEx>
-          <w:tblCellMar>
-            <w:top w:w="0" w:type="dxa"/>
-            <w:bottom w:w="0" w:type="dxa"/>
-          </w:tblCellMar>
-        </w:tblPrEx>
         <w:trPr>
           <w:cantSplit/>
           <w:trHeight w:val="110"/>
@@ -5952,12 +5865,6 @@
         </w:tc>
       </w:tr>
       <w:tr>
-        <w:tblPrEx>
-          <w:tblCellMar>
-            <w:top w:w="0" w:type="dxa"/>
-            <w:bottom w:w="0" w:type="dxa"/>
-          </w:tblCellMar>
-        </w:tblPrEx>
         <w:trPr>
           <w:cantSplit/>
           <w:trHeight w:val="468"/>
@@ -6218,6 +6125,26 @@
                 <w:szCs w:val="24"/>
               </w:rPr>
             </w:pPr>
+            <w:proofErr w:type="gramStart"/>
+            <w:r>
+              <w:rPr>
+                <w:rFonts w:ascii="Arial" w:hAnsi="Arial" w:cs="Arial"/>
+                <w:bCs/>
+                <w:sz w:val="24"/>
+                <w:szCs w:val="24"/>
+              </w:rPr>
+              <w:t>{{ otros</w:t>
+            </w:r>
+            <w:proofErr w:type="gramEnd"/>
+            <w:r>
+              <w:rPr>
+                <w:rFonts w:ascii="Arial" w:hAnsi="Arial" w:cs="Arial"/>
+                <w:bCs/>
+                <w:sz w:val="24"/>
+                <w:szCs w:val="24"/>
+              </w:rPr>
+              <w:t xml:space="preserve"> }}</w:t>
+            </w:r>
           </w:p>
         </w:tc>
         <w:tc>
@@ -6260,16 +6187,50 @@
                 <w:szCs w:val="24"/>
               </w:rPr>
             </w:pPr>
+            <w:proofErr w:type="gramStart"/>
+            <w:r>
+              <w:rPr>
+                <w:rFonts w:ascii="Arial" w:hAnsi="Arial" w:cs="Arial"/>
+                <w:bCs/>
+                <w:sz w:val="24"/>
+                <w:szCs w:val="24"/>
+              </w:rPr>
+              <w:t xml:space="preserve">{{ </w:t>
+            </w:r>
+            <w:proofErr w:type="spellStart"/>
+            <w:r>
+              <w:rPr>
+                <w:rFonts w:ascii="Arial" w:hAnsi="Arial" w:cs="Arial"/>
+                <w:bCs/>
+                <w:sz w:val="24"/>
+                <w:szCs w:val="24"/>
+              </w:rPr>
+              <w:t>total</w:t>
+            </w:r>
+            <w:proofErr w:type="gramEnd"/>
+            <w:r>
+              <w:rPr>
+                <w:rFonts w:ascii="Arial" w:hAnsi="Arial" w:cs="Arial"/>
+                <w:bCs/>
+                <w:sz w:val="24"/>
+                <w:szCs w:val="24"/>
+              </w:rPr>
+              <w:t>_sal</w:t>
+            </w:r>
+            <w:proofErr w:type="spellEnd"/>
+            <w:r>
+              <w:rPr>
+                <w:rFonts w:ascii="Arial" w:hAnsi="Arial" w:cs="Arial"/>
+                <w:bCs/>
+                <w:sz w:val="24"/>
+                <w:szCs w:val="24"/>
+              </w:rPr>
+              <w:t xml:space="preserve"> }}</w:t>
+            </w:r>
           </w:p>
         </w:tc>
       </w:tr>
       <w:tr>
-        <w:tblPrEx>
-          <w:tblCellMar>
-            <w:top w:w="0" w:type="dxa"/>
-            <w:bottom w:w="0" w:type="dxa"/>
-          </w:tblCellMar>
-        </w:tblPrEx>
         <w:trPr>
           <w:trHeight w:val="546"/>
         </w:trPr>
@@ -6321,12 +6282,6 @@
         </w:tc>
       </w:tr>
       <w:tr>
-        <w:tblPrEx>
-          <w:tblCellMar>
-            <w:top w:w="0" w:type="dxa"/>
-            <w:bottom w:w="0" w:type="dxa"/>
-          </w:tblCellMar>
-        </w:tblPrEx>
         <w:trPr>
           <w:cantSplit/>
           <w:trHeight w:val="149"/>
@@ -6440,12 +6395,6 @@
         </w:tc>
       </w:tr>
       <w:tr>
-        <w:tblPrEx>
-          <w:tblCellMar>
-            <w:top w:w="0" w:type="dxa"/>
-            <w:bottom w:w="0" w:type="dxa"/>
-          </w:tblCellMar>
-        </w:tblPrEx>
         <w:trPr>
           <w:cantSplit/>
           <w:trHeight w:val="264"/>
@@ -6520,9 +6469,10 @@
     </w:tbl>
     <w:p/>
     <w:p/>
+    <w:p/>
     <w:sectPr>
-      <w:pgSz w:w="12242" w:h="15842" w:code="122"/>
-      <w:pgMar w:top="425" w:right="851" w:bottom="284" w:left="737" w:header="289" w:footer="284" w:gutter="0"/>
+      <w:pgSz w:w="12242" w:h="15842" w:code="1"/>
+      <w:pgMar w:top="284" w:right="284" w:bottom="284" w:left="284" w:header="289" w:footer="284" w:gutter="0"/>
       <w:cols w:space="720"/>
       <w:noEndnote/>
     </w:sectPr>
@@ -6557,6 +6507,50 @@
     <w:lsdException w:name="Subtitle" w:qFormat="1"/>
     <w:lsdException w:name="Strong" w:qFormat="1"/>
     <w:lsdException w:name="Emphasis" w:qFormat="1"/>
+    <w:lsdException w:name="Normal Table" w:semiHidden="1" w:unhideWhenUsed="1"/>
+    <w:lsdException w:name="Table Simple 1" w:semiHidden="1" w:unhideWhenUsed="1"/>
+    <w:lsdException w:name="Table Simple 2" w:semiHidden="1" w:unhideWhenUsed="1"/>
+    <w:lsdException w:name="Table Simple 3" w:semiHidden="1" w:unhideWhenUsed="1"/>
+    <w:lsdException w:name="Table Classic 1" w:semiHidden="1" w:unhideWhenUsed="1"/>
+    <w:lsdException w:name="Table Classic 2" w:semiHidden="1" w:unhideWhenUsed="1"/>
+    <w:lsdException w:name="Table Classic 3" w:semiHidden="1" w:unhideWhenUsed="1"/>
+    <w:lsdException w:name="Table Classic 4" w:semiHidden="1" w:unhideWhenUsed="1"/>
+    <w:lsdException w:name="Table Colorful 1" w:semiHidden="1" w:unhideWhenUsed="1"/>
+    <w:lsdException w:name="Table Colorful 2" w:semiHidden="1" w:unhideWhenUsed="1"/>
+    <w:lsdException w:name="Table Colorful 3" w:semiHidden="1" w:unhideWhenUsed="1"/>
+    <w:lsdException w:name="Table Columns 1" w:semiHidden="1" w:unhideWhenUsed="1"/>
+    <w:lsdException w:name="Table Columns 2" w:semiHidden="1" w:unhideWhenUsed="1"/>
+    <w:lsdException w:name="Table Columns 3" w:semiHidden="1" w:unhideWhenUsed="1"/>
+    <w:lsdException w:name="Table Columns 4" w:semiHidden="1" w:unhideWhenUsed="1"/>
+    <w:lsdException w:name="Table Columns 5" w:semiHidden="1" w:unhideWhenUsed="1"/>
+    <w:lsdException w:name="Table Grid 1" w:semiHidden="1" w:unhideWhenUsed="1"/>
+    <w:lsdException w:name="Table Grid 2" w:semiHidden="1" w:unhideWhenUsed="1"/>
+    <w:lsdException w:name="Table Grid 3" w:semiHidden="1" w:unhideWhenUsed="1"/>
+    <w:lsdException w:name="Table Grid 4" w:semiHidden="1" w:unhideWhenUsed="1"/>
+    <w:lsdException w:name="Table Grid 5" w:semiHidden="1" w:unhideWhenUsed="1"/>
+    <w:lsdException w:name="Table Grid 6" w:semiHidden="1" w:unhideWhenUsed="1"/>
+    <w:lsdException w:name="Table Grid 7" w:semiHidden="1" w:unhideWhenUsed="1"/>
+    <w:lsdException w:name="Table Grid 8" w:semiHidden="1" w:unhideWhenUsed="1"/>
+    <w:lsdException w:name="Table List 1" w:semiHidden="1" w:unhideWhenUsed="1"/>
+    <w:lsdException w:name="Table List 2" w:semiHidden="1" w:unhideWhenUsed="1"/>
+    <w:lsdException w:name="Table List 3" w:semiHidden="1" w:unhideWhenUsed="1"/>
+    <w:lsdException w:name="Table List 4" w:semiHidden="1" w:unhideWhenUsed="1"/>
+    <w:lsdException w:name="Table List 5" w:semiHidden="1" w:unhideWhenUsed="1"/>
+    <w:lsdException w:name="Table List 6" w:semiHidden="1" w:unhideWhenUsed="1"/>
+    <w:lsdException w:name="Table List 7" w:semiHidden="1" w:unhideWhenUsed="1"/>
+    <w:lsdException w:name="Table List 8" w:semiHidden="1" w:unhideWhenUsed="1"/>
+    <w:lsdException w:name="Table 3D effects 1" w:semiHidden="1" w:unhideWhenUsed="1"/>
+    <w:lsdException w:name="Table 3D effects 2" w:semiHidden="1" w:unhideWhenUsed="1"/>
+    <w:lsdException w:name="Table 3D effects 3" w:semiHidden="1" w:unhideWhenUsed="1"/>
+    <w:lsdException w:name="Table Contemporary" w:semiHidden="1" w:unhideWhenUsed="1"/>
+    <w:lsdException w:name="Table Elegant" w:semiHidden="1" w:unhideWhenUsed="1"/>
+    <w:lsdException w:name="Table Professional" w:semiHidden="1" w:unhideWhenUsed="1"/>
+    <w:lsdException w:name="Table Subtle 1" w:semiHidden="1" w:unhideWhenUsed="1"/>
+    <w:lsdException w:name="Table Subtle 2" w:semiHidden="1" w:unhideWhenUsed="1"/>
+    <w:lsdException w:name="Table Web 1" w:semiHidden="1" w:unhideWhenUsed="1"/>
+    <w:lsdException w:name="Table Web 2" w:semiHidden="1" w:unhideWhenUsed="1"/>
+    <w:lsdException w:name="Table Web 3" w:semiHidden="1" w:unhideWhenUsed="1"/>
+    <w:lsdException w:name="Table Theme" w:semiHidden="1" w:unhideWhenUsed="1"/>
     <w:lsdException w:name="Placeholder Text" w:semiHidden="1" w:uiPriority="99"/>
     <w:lsdException w:name="No Spacing" w:uiPriority="1" w:qFormat="1"/>
     <w:lsdException w:name="Light Shading" w:uiPriority="60"/>
@@ -6803,11 +6797,15 @@
   </w:style>
   <w:style w:type="character" w:default="1" w:styleId="Fuentedeprrafopredeter">
     <w:name w:val="Default Paragraph Font"/>
+    <w:uiPriority w:val="1"/>
     <w:semiHidden/>
+    <w:unhideWhenUsed/>
   </w:style>
   <w:style w:type="table" w:default="1" w:styleId="Tablanormal">
     <w:name w:val="Normal Table"/>
+    <w:uiPriority w:val="99"/>
     <w:semiHidden/>
+    <w:unhideWhenUsed/>
     <w:tblPr>
       <w:tblInd w:w="0" w:type="dxa"/>
       <w:tblCellMar>
@@ -6820,7 +6818,9 @@
   </w:style>
   <w:style w:type="numbering" w:default="1" w:styleId="Sinlista">
     <w:name w:val="No List"/>
+    <w:uiPriority w:val="99"/>
     <w:semiHidden/>
+    <w:unhideWhenUsed/>
   </w:style>
   <w:style w:type="paragraph" w:styleId="Textodeglobo">
     <w:name w:val="Balloon Text"/>
